--- a/legal/5_Legal_Review_Memo.docx
+++ b/legal/5_Legal_Review_Memo.docx
@@ -520,6 +520,216 @@
           <w:bCs/>
         </w:rPr>
         <w:t xml:space="preserve">Avatar as base64 in profiles — noted in Privacy § 2.1; deleted with the account (cascade).</w:t>
+      </w:r>
+    </w:p>
+    <w:p>
+      <w:pPr>
+        <w:pStyle w:val="Heading2"/>
+        <w:spacing w:after="140" w:before="320"/>
+      </w:pPr>
+      <w:r>
+        <w:rPr>
+          <w:b w:val="false"/>
+          <w:bCs w:val="false"/>
+        </w:rPr>
+        <w:t xml:space="preserve">2b. Security audit (September 30, 2026) — findings and fixes</w:t>
+      </w:r>
+    </w:p>
+    <w:p>
+      <w:pPr>
+        <w:spacing w:after="160"/>
+      </w:pPr>
+      <w:r>
+        <w:rPr>
+          <w:b w:val="false"/>
+          <w:bCs w:val="false"/>
+        </w:rPr>
+        <w:t xml:space="preserve">A full pass over every API route, database migration, and dependency:</w:t>
+      </w:r>
+    </w:p>
+    <w:p>
+      <w:pPr>
+        <w:pStyle w:val="ListParagraph"/>
+        <w:numPr>
+          <w:ilvl w:val="0"/>
+          <w:numId w:val="2"/>
+        </w:numPr>
+        <w:spacing w:after="100"/>
+      </w:pPr>
+      <w:r>
+        <w:rPr>
+          <w:b/>
+          <w:bCs/>
+        </w:rPr>
+        <w:t xml:space="preserve">Shared Yahoo auth cache open to any logged-in user — FIXED.</w:t>
+      </w:r>
+      <w:r>
+        <w:rPr>
+          <w:b w:val="false"/>
+          <w:bCs w:val="false"/>
+        </w:rPr>
+        <w:t xml:space="preserve"> migration_v4's default privileges silently granted full CRUD on every later table to `authenticated`, and `yahoo_auth_cache` (v15) never enabled row level security — so any account could read or poison the shared upstream session cache. Migration v33 enables RLS and revokes the grants; only the server (service_role) can touch it now.</w:t>
+      </w:r>
+    </w:p>
+    <w:p>
+      <w:pPr>
+        <w:pStyle w:val="ListParagraph"/>
+        <w:numPr>
+          <w:ilvl w:val="0"/>
+          <w:numId w:val="2"/>
+        </w:numPr>
+        <w:spacing w:after="100"/>
+      </w:pPr>
+      <w:r>
+        <w:rPr>
+          <w:b/>
+          <w:bCs/>
+        </w:rPr>
+        <w:t xml:space="preserve">Paid AI endpoints were unauthenticated — FIXED.</w:t>
+      </w:r>
+      <w:r>
+        <w:rPr>
+          <w:b w:val="false"/>
+          <w:bCs w:val="false"/>
+        </w:rPr>
+        <w:t xml:space="preserve"> Anyone could `curl` `/api/company-report/narrative` or `/api/portfolio-research` and spend Anthropic/market-data money. Both now require a signed-in account (Supabase JWT verified server-side) and are rate-limited per user as well as per IP; request bodies and prompt inputs are size-capped. Logged-out visitors still get the full data-only company report with a sign-in note on the AI sections.</w:t>
+      </w:r>
+    </w:p>
+    <w:p>
+      <w:pPr>
+        <w:pStyle w:val="ListParagraph"/>
+        <w:numPr>
+          <w:ilvl w:val="0"/>
+          <w:numId w:val="2"/>
+        </w:numPr>
+        <w:spacing w:after="100"/>
+      </w:pPr>
+      <w:r>
+        <w:rPr>
+          <w:b/>
+          <w:bCs/>
+        </w:rPr>
+        <w:t xml:space="preserve">Security headers — ADDED</w:t>
+      </w:r>
+      <w:r>
+        <w:rPr>
+          <w:b w:val="false"/>
+          <w:bCs w:val="false"/>
+        </w:rPr>
+        <w:t xml:space="preserve"> (next.config.ts): Content-Security-Policy (self + the Supabase project only; frame-ancestors 'none'), HSTS with preload, nosniff, X-Frame-Options DENY, strict Referrer-Policy, restrictive Permissions-Policy, and the X-Powered-By header removed.</w:t>
+      </w:r>
+    </w:p>
+    <w:p>
+      <w:pPr>
+        <w:pStyle w:val="ListParagraph"/>
+        <w:numPr>
+          <w:ilvl w:val="0"/>
+          <w:numId w:val="2"/>
+        </w:numPr>
+        <w:spacing w:after="100"/>
+      </w:pPr>
+      <w:r>
+        <w:rPr>
+          <w:b/>
+          <w:bCs/>
+        </w:rPr>
+        <w:t xml:space="preserve">Cron endpoints</w:t>
+      </w:r>
+      <w:r>
+        <w:rPr>
+          <w:b w:val="false"/>
+          <w:bCs w:val="false"/>
+        </w:rPr>
+        <w:t xml:space="preserve"> — secret now compared in constant time; header-only (query fallback removed in the earlier pass).</w:t>
+      </w:r>
+    </w:p>
+    <w:p>
+      <w:pPr>
+        <w:pStyle w:val="ListParagraph"/>
+        <w:numPr>
+          <w:ilvl w:val="0"/>
+          <w:numId w:val="2"/>
+        </w:numPr>
+        <w:spacing w:after="100"/>
+      </w:pPr>
+      <w:r>
+        <w:rPr>
+          <w:b/>
+          <w:bCs/>
+        </w:rPr>
+        <w:t xml:space="preserve">Input validation</w:t>
+      </w:r>
+      <w:r>
+        <w:rPr>
+          <w:b w:val="false"/>
+          <w:bCs w:val="false"/>
+        </w:rPr>
+        <w:t xml:space="preserve"> — ticker symbols are format-validated on every market/report route; the names lookup is capped at 30 symbols per request.</w:t>
+      </w:r>
+    </w:p>
+    <w:p>
+      <w:pPr>
+        <w:pStyle w:val="ListParagraph"/>
+        <w:numPr>
+          <w:ilvl w:val="0"/>
+          <w:numId w:val="2"/>
+        </w:numPr>
+        <w:spacing w:after="100"/>
+      </w:pPr>
+      <w:r>
+        <w:rPr>
+          <w:b/>
+          <w:bCs/>
+        </w:rPr>
+        <w:t xml:space="preserve">Secrets</w:t>
+      </w:r>
+      <w:r>
+        <w:rPr>
+          <w:b w:val="false"/>
+          <w:bCs w:val="false"/>
+        </w:rPr>
+        <w:t xml:space="preserve"> — none in the repository or its full git history (only an empty .env.example was ever committed); `npm audit` reports zero known vulnerabilities; the service-role key is only ever read in server-side code.</w:t>
+      </w:r>
+    </w:p>
+    <w:p>
+      <w:pPr>
+        <w:pStyle w:val="ListParagraph"/>
+        <w:numPr>
+          <w:ilvl w:val="0"/>
+          <w:numId w:val="2"/>
+        </w:numPr>
+        <w:spacing w:after="100"/>
+      </w:pPr>
+      <w:r>
+        <w:rPr>
+          <w:b/>
+          <w:bCs/>
+        </w:rPr>
+        <w:t xml:space="preserve">Row level security</w:t>
+      </w:r>
+      <w:r>
+        <w:rPr>
+          <w:b w:val="false"/>
+          <w:bCs w:val="false"/>
+        </w:rPr>
+        <w:t xml:space="preserve"> — verified on every user table (owner-scoped policies, snapshot table read-only for users, heartbeats read-only); the only gap was the Yahoo cache above.</w:t>
+      </w:r>
+    </w:p>
+    <w:p>
+      <w:pPr>
+        <w:pStyle w:val="ListParagraph"/>
+        <w:numPr>
+          <w:ilvl w:val="0"/>
+          <w:numId w:val="2"/>
+        </w:numPr>
+        <w:spacing w:after="100"/>
+      </w:pPr>
+      <w:r>
+        <w:rPr>
+          <w:b w:val="false"/>
+          <w:bCs w:val="false"/>
+        </w:rPr>
+        <w:t xml:space="preserve">Dead code removed in the same pass (unused CSS blocks, unused state and locals; the codebase now compiles clean under noUnusedLocals/noUnusedParameters).</w:t>
       </w:r>
     </w:p>
     <w:p>

--- a/legal/5_Legal_Review_Memo.docx
+++ b/legal/5_Legal_Review_Memo.docx
@@ -1234,7 +1234,7 @@
           <w:b w:val="false"/>
           <w:bCs w:val="false"/>
         </w:rPr>
-        <w:t xml:space="preserve"> keep a short written information security program (201 CMR 17.00) — the Privacy Policy now asserts one exists, so write it down. I can draft it. 9. </w:t>
+        <w:t xml:space="preserve"> DONE — drafted and adopted as legal/6_Written_Information_Security_Program.docx (source: legal/content/wisp.md). Three [ACTION] items inside it need your confirmation: 2FA on Supabase/Vercel/GitHub, signed DPAs, and FileVault/screen-lock on your machine. Review it annually. 9. </w:t>
       </w:r>
       <w:r>
         <w:rPr>
